--- a/Guide_Raveness.docx
+++ b/Guide_Raveness.docx
@@ -33,7 +33,7 @@
           <w:b w:val="0"/>
           <w:i w:val="0"/>
         </w:rPr>
-        <w:t>La Raveness ne gagne pas en alignant de grosses attaques : elle gagne en accumulant de petits avantages automatiques pendant que ses suites font des dégâts corrects. Dans les simulations, son corbeau absorbe environ 5 fois par partie (5 dégâts indéfendables isolés) et revient la soigner : c'est 8 à 10 points de vie d'écart par partie, sans dépenser un seul dé. Elle bat Black Widow à 55 % et le Horseman largement ; le Forgemaster est son matchup difficile (son armure ignore le grignotage).</w:t>
+        <w:t>La Raveness ne gagne pas en alignant de grosses attaques : elle gagne en accumulant de petits avantages automatiques pendant que ses suites font des dégâts corrects. Dans les simulations, son corbeau absorbe environ 5 fois par partie (5 dégâts indéfendables isolés) et revient la soigner : c'est 8 à 10 points de vie d'écart par partie, sans dépenser un seul dé. Elle bat Black Widow à 55 % et le Horseman largement ; le Forgemaster est son matchup difficile — non pas à cause du grignotage (les dégâts isolés du corbeau traversent l'armure intégralement), mais parce que son bouclier prévient 1 à 3 dégâts sur CHAQUE attaque défendable et que son casque contre-attaque : ce sont Craven et Beguile, tes attaques principales, qui sont émoussées à chaque utilisation. Contre lui, la rente Nevermore devient d'autant plus précieuse que c'est la seule source que rien n'arrête (hors Ultimanium, qui ne bloque que les indéfendables d'attaque).</w:t>
       </w:r>
     </w:p>
     <w:p>

--- a/Guide_Raveness.docx
+++ b/Guide_Raveness.docx
@@ -33,7 +33,7 @@
           <w:b w:val="0"/>
           <w:i w:val="0"/>
         </w:rPr>
-        <w:t>La Raveness ne gagne pas en alignant de grosses attaques : elle gagne en accumulant de petits avantages automatiques pendant que ses suites font des dégâts corrects. Dans les simulations, son corbeau absorbe environ 5 fois par partie (5 dégâts indéfendables isolés) et revient la soigner : c'est 8 à 10 points de vie d'écart par partie, sans dépenser un seul dé. Elle bat Black Widow à 55 % et le Horseman largement ; le Forgemaster est son matchup difficile — non pas à cause du grignotage (les dégâts isolés du corbeau traversent l'armure intégralement), mais parce que son bouclier prévient 1 à 3 dégâts sur CHAQUE attaque défendable et que son casque contre-attaque : ce sont Craven et Beguile, tes attaques principales, qui sont émoussées à chaque utilisation. Contre lui, la rente Nevermore devient d'autant plus précieuse que c'est la seule source que rien n'arrête (hors Ultimanium, qui ne bloque que les indéfendables d'attaque).</w:t>
+        <w:t>La Raveness ne gagne pas en alignant de grosses attaques : elle gagne en accumulant de petits avantages automatiques pendant que ses suites font des dégâts corrects. Dans les simulations, son corbeau absorbe environ 5 fois par partie (5 dégâts indéfendables isolés) et revient la soigner : c'est 8 à 10 points de vie d'écart par partie, sans dépenser un seul dé. Elle bat Black Widow à 55 % et le Horseman largement ; le Forgemaster est son matchup difficile — non pas à cause du grignotage (les dégâts isolés du corbeau traversent l'armure intégralement), mais parce que son armure s'active à chaque attaque : le bouclier prévient 1 (Gold) ou 2 (Diamond) dégâts, le casque renvoie 1 à 3 dégâts à l'attaquant, et le bouclier Ultimanium étend sa prévention de 2 à tout type d'attaque sauf les Ultimates (carte ARMOR vérifiée). Ce sont donc Craven et Beguile, tes attaques principales, qui sont émoussées et punies à chaque utilisation. Contre lui, la rente Nevermore devient d'autant plus précieuse que le grignotage isolé n'est pas une attaque : aucune armure ne s'y applique.</w:t>
       </w:r>
     </w:p>
     <w:p>

--- a/Guide_Raveness.docx
+++ b/Guide_Raveness.docx
@@ -377,7 +377,15 @@
         <w:pStyle w:val="ListBullet"/>
       </w:pPr>
       <w:r>
-        <w:t>La valeur affichée de Fowl Friend suppose que les plumes servent. Aujourd'hui, dans l'interface, tu ne peux les dépenser que sur le dé Nevermore — pas pour relancer ou ajuster tes dés d'attaque (le câblage est en cours). D'ici là, mentalement, retire 1 à 2 points à Fowl Friend et privilégie Murder of Crows sur la même paire d'Ailes.</w:t>
+        <w:t>Les plumes n'agissent QUE sur le Nevermore Die Roll (jeton vérifié) — jamais sur tes dés d'attaque. Leur doctrine : garde 2 plumes en banque pour opposer ton veto à la face 6 (la seule mauvaise : cadran effacé, retour sans soin) en la décalant en 5 — tu sauves ton cadran ET tu voles 1 CP. Une plume seule = relance du 6, le veto du pauvre. Deux plumes décalent aussi un 3 en 2 (double activation). Trois plumes = activation directe, la soupape quand tu plafonnes à 5.</w:t>
+      </w:r>
+    </w:p>
+    <w:p>
+      <w:pPr>
+        <w:pStyle w:val="ListBullet"/>
+      </w:pPr>
+      <w:r>
+        <w:t>Chaque upkeep adverse devient une loterie à six faces dont CINQ te sont favorables — et les plumes te laissent contrôler le tirage. C'est pour financer ce contrôle que Fowl Friend existe.</w:t>
       </w:r>
     </w:p>
     <w:p>
